--- a/artifacts/redsky-cv/Maciej_Tkacz_CV_RedSky_EN_ATS.docx
+++ b/artifacts/redsky-cv/Maciej_Tkacz_CV_RedSky_EN_ATS.docx
@@ -52,7 +52,7 @@
     </w:p>
     <w:p>
       <w:r>
-        <w:t>Hands-on robotics builder: Mechanical Engineering student at Cracow University of Technology and certified Software Technician who takes electromechanical systems from concept to working prototype. Commercial experience creating robotics simulations and digital twins in Visual Components for automotive production. Independently designed and built a SCARA robotic arm - CAD, 3D-printed structure, NEMA stepper actuators with TMC/DRV drivers, microcontroller electronics and Python/C++ control software. Pragmatic, fast-iteration prototyping mindset and strong interest in physical AI and robotics automation. Fluent Polish, English C1; available full-time thanks to a flexible study schedule.</w:t>
+        <w:t>Hands-on robotics builder: Mechanical Engineering student at Cracow University of Technology and certified Software Technician who takes electromechanical systems from concept to working prototype. Currently a Robotics Engineer at ASTOR, where I program Kawasaki and Epson robots and design, build and commission robot demonstration stations showing those robots in different applications. Earlier commercial experience creating robotics simulations and digital twins in Visual Components for automotive production. Independently designed and built a SCARA robotic arm - CAD, 3D-printed structure, NEMA stepper actuators with TMC/DRV drivers, microcontroller electronics and Python/C++ control software. Pragmatic, fast-iteration prototyping mindset and strong interest in physical AI and robotics automation. Fluent Polish, English C1; available full-time thanks to a flexible study schedule.</w:t>
       </w:r>
     </w:p>
     <w:p>
@@ -200,6 +200,60 @@
           <w:sz w:val="20"/>
         </w:rPr>
         <w:t>PROFESSIONAL EXPERIENCE</w:t>
+      </w:r>
+    </w:p>
+    <w:p>
+      <w:pPr>
+        <w:spacing w:before="60"/>
+      </w:pPr>
+      <w:r>
+        <w:rPr>
+          <w:b/>
+        </w:rPr>
+        <w:t>Robotics Engineer</w:t>
+      </w:r>
+      <w:r>
+        <w:t xml:space="preserve"> | ASTOR, Krakow | Jul 2026 - present</w:t>
+      </w:r>
+    </w:p>
+    <w:p>
+      <w:pPr>
+        <w:pStyle w:val="ListBullet"/>
+        <w:spacing w:after="20"/>
+        <w:ind w:left="198"/>
+      </w:pPr>
+      <w:r>
+        <w:t>Program Kawasaki and Epson industrial robots, from motion programs and teach pendant work to complete application cycles.</w:t>
+      </w:r>
+    </w:p>
+    <w:p>
+      <w:pPr>
+        <w:pStyle w:val="ListBullet"/>
+        <w:spacing w:after="20"/>
+        <w:ind w:left="198"/>
+      </w:pPr>
+      <w:r>
+        <w:t>Build digital twins of production lines and robot simulations, validating reach, motion sequences and process behaviour before physical implementation.</w:t>
+      </w:r>
+    </w:p>
+    <w:p>
+      <w:pPr>
+        <w:pStyle w:val="ListBullet"/>
+        <w:spacing w:after="20"/>
+        <w:ind w:left="198"/>
+      </w:pPr>
+      <w:r>
+        <w:t>Design, prepare and build demonstration stations presenting Kawasaki and Epson robots across different applications - mechanical assembly, hardware-software integration, programming and commissioning.</w:t>
+      </w:r>
+    </w:p>
+    <w:p>
+      <w:pPr>
+        <w:pStyle w:val="ListBullet"/>
+        <w:spacing w:after="20"/>
+        <w:ind w:left="198"/>
+      </w:pPr>
+      <w:r>
+        <w:t>Test and troubleshoot robot cells end to end, working across mechanics, electrics and robot software.</w:t>
       </w:r>
     </w:p>
     <w:p>
